--- a/PIRLS_Kluc_za_Nastavnik_Kaja.docx
+++ b/PIRLS_Kluc_za_Nastavnik_Kaja.docx
@@ -145,6 +145,24 @@
           <w:color w:val="646464"/>
         </w:rPr>
         <w:t>(Процес: Интерпретирање и интегрирање идеи / Евалуација)</w:t>
+      </w:r>
+    </w:p>
+    <w:p>
+      <w:r>
+        <w:rPr>
+          <w:b/>
+        </w:rPr>
+        <w:t xml:space="preserve">Прашање 15: </w:t>
+      </w:r>
+      <w:r>
+        <w:t xml:space="preserve">В </w:t>
+      </w:r>
+      <w:r>
+        <w:rPr>
+          <w:i/>
+          <w:color w:val="646464"/>
+        </w:rPr>
+        <w:t>(Процес: Фокусирање и пронаоѓање експлицитни информации)</w:t>
       </w:r>
     </w:p>
     <w:p>
